--- a/01.manuscript/submission-jae/title-page.docx
+++ b/01.manuscript/submission-jae/title-page.docx
@@ -98,7 +98,31 @@
       </w:r>
     </w:p>
     <w:bookmarkEnd w:id="23"/>
-    <w:bookmarkStart w:id="24" w:name="acknowledgements"/>
+    <w:bookmarkStart w:id="24" w:name="keywords"/>
+    <w:p>
+      <w:pPr>
+        <w:pStyle w:val="Heading1"/>
+      </w:pPr>
+      <w:r>
+        <w:t xml:space="preserve">Keywords</w:t>
+      </w:r>
+    </w:p>
+    <w:p>
+      <w:pPr>
+        <w:pStyle w:val="FirstParagraph"/>
+      </w:pPr>
+      <w:r>
+        <w:t xml:space="preserve">Dendroctonus ponderosae, Landsat time series, stand density, geomorphometry, temporal</w:t>
+      </w:r>
+      <w:r>
+        <w:t xml:space="preserve"> </w:t>
+      </w:r>
+      <w:r>
+        <w:t xml:space="preserve">resolution, pheromone communication</w:t>
+      </w:r>
+    </w:p>
+    <w:bookmarkEnd w:id="24"/>
+    <w:bookmarkStart w:id="25" w:name="acknowledgements"/>
     <w:p>
       <w:pPr>
         <w:pStyle w:val="Heading1"/>
@@ -139,8 +163,8 @@
         <w:t xml:space="preserve">author thanks those agencies for maintaining the open archives this study rests on.</w:t>
       </w:r>
     </w:p>
-    <w:bookmarkEnd w:id="24"/>
-    <w:bookmarkStart w:id="25" w:name="funding-statement"/>
+    <w:bookmarkEnd w:id="25"/>
+    <w:bookmarkStart w:id="26" w:name="funding-statement"/>
     <w:p>
       <w:pPr>
         <w:pStyle w:val="Heading1"/>
@@ -163,8 +187,8 @@
         <w:t xml:space="preserve">commercial or not-for-profit sectors.</w:t>
       </w:r>
     </w:p>
-    <w:bookmarkEnd w:id="25"/>
-    <w:bookmarkStart w:id="26" w:name="conflict-of-interest"/>
+    <w:bookmarkEnd w:id="26"/>
+    <w:bookmarkStart w:id="27" w:name="conflict-of-interest"/>
     <w:p>
       <w:pPr>
         <w:pStyle w:val="Heading1"/>
@@ -181,8 +205,8 @@
         <w:t xml:space="preserve">The author declares no conflict of interest.</w:t>
       </w:r>
     </w:p>
-    <w:bookmarkEnd w:id="26"/>
-    <w:bookmarkStart w:id="27" w:name="ethics-approval-statement"/>
+    <w:bookmarkEnd w:id="27"/>
+    <w:bookmarkStart w:id="28" w:name="ethics-approval-statement"/>
     <w:p>
       <w:pPr>
         <w:pStyle w:val="Heading1"/>
@@ -211,8 +235,8 @@
         <w:t xml:space="preserve">involved, so no ethics approval was required.</w:t>
       </w:r>
     </w:p>
-    <w:bookmarkEnd w:id="27"/>
-    <w:bookmarkStart w:id="28" w:name="patient-consent-statement"/>
+    <w:bookmarkEnd w:id="28"/>
+    <w:bookmarkStart w:id="29" w:name="patient-consent-statement"/>
     <w:p>
       <w:pPr>
         <w:pStyle w:val="Heading1"/>
@@ -229,8 +253,8 @@
         <w:t xml:space="preserve">Not applicable. This study involved no human participants.</w:t>
       </w:r>
     </w:p>
-    <w:bookmarkEnd w:id="28"/>
-    <w:bookmarkStart w:id="29" w:name="permission-to-reproduce"/>
+    <w:bookmarkEnd w:id="29"/>
+    <w:bookmarkStart w:id="30" w:name="permission-to-reproduce"/>
     <w:p>
       <w:pPr>
         <w:pStyle w:val="Heading1"/>
@@ -253,8 +277,8 @@
         <w:t xml:space="preserve">in the data availability statement. No material is reproduced from other sources.</w:t>
       </w:r>
     </w:p>
-    <w:bookmarkEnd w:id="29"/>
-    <w:bookmarkStart w:id="30" w:name="clinical-trial-registration"/>
+    <w:bookmarkEnd w:id="30"/>
+    <w:bookmarkStart w:id="31" w:name="clinical-trial-registration"/>
     <w:p>
       <w:pPr>
         <w:pStyle w:val="Heading1"/>
@@ -271,8 +295,8 @@
         <w:t xml:space="preserve">Not applicable.</w:t>
       </w:r>
     </w:p>
-    <w:bookmarkEnd w:id="30"/>
-    <w:bookmarkStart w:id="32" w:name="data-availability-statement"/>
+    <w:bookmarkEnd w:id="31"/>
+    <w:bookmarkStart w:id="33" w:name="data-availability-statement"/>
     <w:p>
       <w:pPr>
         <w:pStyle w:val="Heading1"/>
@@ -303,7 +327,7 @@
       <w:r>
         <w:t xml:space="preserve"> </w:t>
       </w:r>
-      <w:hyperlink r:id="rId31">
+      <w:hyperlink r:id="rId32">
         <w:r>
           <w:rPr>
             <w:rStyle w:val="Hyperlink"/>
@@ -315,7 +339,7 @@
         <w:t xml:space="preserve">.</w:t>
       </w:r>
     </w:p>
-    <w:bookmarkEnd w:id="32"/>
+    <w:bookmarkEnd w:id="33"/>
     <w:sectPr>
       <w:footerReference r:id="rId10" w:type="default"/>
       <w:footerReference r:id="rId9" w:type="first"/>

--- a/01.manuscript/submission-jae/title-page.docx
+++ b/01.manuscript/submission-jae/title-page.docx
@@ -25,6 +25,14 @@
       </w:pPr>
       <w:r>
         <w:t xml:space="preserve">Testing the wind disruption hypothesis for beetle refugia</w:t>
+      </w:r>
+    </w:p>
+    <w:p>
+      <w:pPr>
+        <w:pStyle w:val="BodyText"/>
+      </w:pPr>
+      <w:r>
+        <w:t xml:space="preserve">Stand density, terrain and wind as competing controls on mountain pine beetle attack (Dendroctonus ponderosae) in the Selkirk Mountains of British Columbia</w:t>
       </w:r>
     </w:p>
     <w:bookmarkEnd w:id="20"/>
@@ -112,13 +120,13 @@
         <w:pStyle w:val="FirstParagraph"/>
       </w:pPr>
       <w:r>
-        <w:t xml:space="preserve">Dendroctonus ponderosae, Landsat time series, stand density, geomorphometry, temporal</w:t>
+        <w:t xml:space="preserve">Dendroctonus ponderosae, forest disturbance, insect outbreaks, Landsat time series,</w:t>
       </w:r>
       <w:r>
         <w:t xml:space="preserve"> </w:t>
       </w:r>
       <w:r>
-        <w:t xml:space="preserve">resolution, pheromone communication</w:t>
+        <w:t xml:space="preserve">refugia, British Columbia</w:t>
       </w:r>
     </w:p>
     <w:bookmarkEnd w:id="24"/>
